--- a/отчет_по индпроекту.docx
+++ b/отчет_по индпроекту.docx
@@ -4386,6 +4386,51 @@
           </wp:inline>
         </w:drawing>
       </w:r>
+      <w:bookmarkStart w:id="11" w:name="_GoBack"/>
+      <w:bookmarkEnd w:id="11"/>
+      <w:r>
+        <w:drawing>
+          <wp:inline distT="0" distB="0" distL="114300" distR="114300">
+            <wp:extent cx="4174490" cy="4458335"/>
+            <wp:effectExtent l="0" t="0" r="16510" b="18415"/>
+            <wp:docPr id="1" name="Изображение 1"/>
+            <wp:cNvGraphicFramePr>
+              <a:graphicFrameLocks xmlns:a="http://schemas.openxmlformats.org/drawingml/2006/main" noChangeAspect="1"/>
+            </wp:cNvGraphicFramePr>
+            <a:graphic xmlns:a="http://schemas.openxmlformats.org/drawingml/2006/main">
+              <a:graphicData uri="http://schemas.openxmlformats.org/drawingml/2006/picture">
+                <pic:pic xmlns:pic="http://schemas.openxmlformats.org/drawingml/2006/picture">
+                  <pic:nvPicPr>
+                    <pic:cNvPr id="1" name="Изображение 1"/>
+                    <pic:cNvPicPr>
+                      <a:picLocks noChangeAspect="1"/>
+                    </pic:cNvPicPr>
+                  </pic:nvPicPr>
+                  <pic:blipFill>
+                    <a:blip r:embed="rId18"/>
+                    <a:stretch>
+                      <a:fillRect/>
+                    </a:stretch>
+                  </pic:blipFill>
+                  <pic:spPr>
+                    <a:xfrm>
+                      <a:off x="0" y="0"/>
+                      <a:ext cx="4174490" cy="4458335"/>
+                    </a:xfrm>
+                    <a:prstGeom prst="rect">
+                      <a:avLst/>
+                    </a:prstGeom>
+                    <a:noFill/>
+                    <a:ln>
+                      <a:noFill/>
+                    </a:ln>
+                  </pic:spPr>
+                </pic:pic>
+              </a:graphicData>
+            </a:graphic>
+          </wp:inline>
+        </w:drawing>
+      </w:r>
     </w:p>
     <w:p>
       <w:pPr>
@@ -4659,8 +4704,6 @@
           <w:lang w:val="en-US"/>
         </w:rPr>
       </w:pPr>
-      <w:bookmarkStart w:id="11" w:name="_GoBack"/>
-      <w:bookmarkEnd w:id="11"/>
     </w:p>
     <w:sectPr>
       <w:headerReference r:id="rId7" w:type="default"/>
@@ -5904,6 +5947,7 @@
     <w:name w:val="Верхний колонтитул Знак"/>
     <w:basedOn w:val="11"/>
     <w:link w:val="22"/>
+    <w:qFormat/>
     <w:uiPriority w:val="99"/>
     <w:rPr>
       <w:rFonts w:ascii="Times New Roman" w:hAnsi="Times New Roman"/>
@@ -5914,6 +5958,7 @@
     <w:name w:val="Нижний колонтитул Знак"/>
     <w:basedOn w:val="11"/>
     <w:link w:val="27"/>
+    <w:qFormat/>
     <w:uiPriority w:val="99"/>
     <w:rPr>
       <w:rFonts w:ascii="Times New Roman" w:hAnsi="Times New Roman"/>
@@ -5966,6 +6011,7 @@
     <w:name w:val="Заголовок 4 Знак"/>
     <w:basedOn w:val="11"/>
     <w:link w:val="5"/>
+    <w:qFormat/>
     <w:uiPriority w:val="9"/>
     <w:rPr>
       <w:rFonts w:ascii="Times New Roman" w:hAnsi="Times New Roman" w:eastAsiaTheme="majorEastAsia" w:cstheme="majorBidi"/>
@@ -5992,6 +6038,7 @@
     <w:basedOn w:val="11"/>
     <w:link w:val="7"/>
     <w:semiHidden/>
+    <w:qFormat/>
     <w:uiPriority w:val="9"/>
     <w:rPr>
       <w:rFonts w:asciiTheme="majorHAnsi" w:hAnsiTheme="majorHAnsi" w:eastAsiaTheme="majorEastAsia" w:cstheme="majorBidi"/>
